--- a/Expense_Tracker_Product_Roadmap.docx
+++ b/Expense_Tracker_Product_Roadmap.docx
@@ -80,7 +80,7 @@
           <w:rFonts w:ascii="Calibri" w:hAnsi="Calibri"/>
           <w:sz w:val="22"/>
         </w:rPr>
-        <w:t>Encrypted local SQLite storage with Room + SQLCipher.</w:t>
+        <w:t>Monthwise historical SMS inbox scanner with incremental timestamp tracking.</w:t>
       </w:r>
     </w:p>
     <w:p>
@@ -93,7 +93,7 @@
           <w:rFonts w:ascii="Calibri" w:hAnsi="Calibri"/>
           <w:sz w:val="22"/>
         </w:rPr>
-        <w:t>Lightweight TFLite model (~2-5MB) for on-device category auto-tagging.</w:t>
+        <w:t>Smart NLP parser filtering non-transactions and extracting precise spend amounts.</w:t>
       </w:r>
     </w:p>
     <w:p>
@@ -106,301 +106,7 @@
           <w:rFonts w:ascii="Calibri" w:hAnsi="Calibri"/>
           <w:sz w:val="22"/>
         </w:rPr>
-        <w:t>Manual income/expense CRUD, budget limits, and category analytics.</w:t>
-      </w:r>
-    </w:p>
-    <w:p>
-      <w:pPr>
-        <w:pStyle w:val="ListBullet"/>
-        <w:spacing w:before="0" w:after="60" w:line="276" w:lineRule="auto"/>
-      </w:pPr>
-      <w:r>
-        <w:rPr>
-          <w:rFonts w:ascii="Calibri" w:hAnsi="Calibri"/>
-          <w:sz w:val="22"/>
-        </w:rPr>
-        <w:t>User-controlled encrypted backups via Android Storage Access Framework (SAF).</w:t>
-      </w:r>
-    </w:p>
-    <w:p>
-      <w:pPr>
-        <w:pStyle w:val="ListBullet"/>
-        <w:spacing w:before="0" w:after="60" w:line="276" w:lineRule="auto"/>
-      </w:pPr>
-      <w:r>
-        <w:rPr>
-          <w:rFonts w:ascii="Calibri" w:hAnsi="Calibri"/>
-          <w:sz w:val="22"/>
-        </w:rPr>
-        <w:t>Self-hosted privacy-friendly promotion banner system.</w:t>
-      </w:r>
-    </w:p>
-    <w:p>
-      <w:pPr>
-        <w:keepNext/>
-        <w:spacing w:before="280" w:after="120"/>
-      </w:pPr>
-      <w:r>
-        <w:rPr>
-          <w:rFonts w:ascii="Calibri" w:hAnsi="Calibri"/>
-          <w:b/>
-          <w:color w:val="1F4E79"/>
-          <w:sz w:val="32"/>
-        </w:rPr>
-        <w:t>Version 2.0 – Modular Platform &amp; Plugins</w:t>
-      </w:r>
-    </w:p>
-    <w:p>
-      <w:pPr>
-        <w:pStyle w:val="ListBullet"/>
-        <w:spacing w:before="0" w:after="60" w:line="276" w:lineRule="auto"/>
-      </w:pPr>
-      <w:r>
-        <w:rPr>
-          <w:rFonts w:ascii="Calibri" w:hAnsi="Calibri"/>
-          <w:sz w:val="22"/>
-        </w:rPr>
-        <w:t>Modular plugin framework architecture.</w:t>
-      </w:r>
-    </w:p>
-    <w:p>
-      <w:pPr>
-        <w:pStyle w:val="ListBullet"/>
-        <w:spacing w:before="0" w:after="60" w:line="276" w:lineRule="auto"/>
-      </w:pPr>
-      <w:r>
-        <w:rPr>
-          <w:rFonts w:ascii="Calibri" w:hAnsi="Calibri"/>
-          <w:sz w:val="22"/>
-        </w:rPr>
-        <w:t>Pluggable AI engine supporting interchangeable local LLMs (Gemma, Phi, Qwen).</w:t>
-      </w:r>
-    </w:p>
-    <w:p>
-      <w:pPr>
-        <w:pStyle w:val="ListBullet"/>
-        <w:spacing w:before="0" w:after="60" w:line="276" w:lineRule="auto"/>
-      </w:pPr>
-      <w:r>
-        <w:rPr>
-          <w:rFonts w:ascii="Calibri" w:hAnsi="Calibri"/>
-          <w:sz w:val="22"/>
-        </w:rPr>
-        <w:t>OCR receipt scanning plugin.</w:t>
-      </w:r>
-    </w:p>
-    <w:p>
-      <w:pPr>
-        <w:pStyle w:val="ListBullet"/>
-        <w:spacing w:before="0" w:after="60" w:line="276" w:lineRule="auto"/>
-      </w:pPr>
-      <w:r>
-        <w:rPr>
-          <w:rFonts w:ascii="Calibri" w:hAnsi="Calibri"/>
-          <w:sz w:val="22"/>
-        </w:rPr>
-        <w:t>Bank statement PDF/CSV import plugin.</w:t>
-      </w:r>
-    </w:p>
-    <w:p>
-      <w:pPr>
-        <w:pStyle w:val="ListBullet"/>
-        <w:spacing w:before="0" w:after="60" w:line="276" w:lineRule="auto"/>
-      </w:pPr>
-      <w:r>
-        <w:rPr>
-          <w:rFonts w:ascii="Calibri" w:hAnsi="Calibri"/>
-          <w:sz w:val="22"/>
-        </w:rPr>
-        <w:t>Investment tracking plugin (SIPs, stocks, mutual funds).</w:t>
-      </w:r>
-    </w:p>
-    <w:p>
-      <w:pPr>
-        <w:pStyle w:val="ListBullet"/>
-        <w:spacing w:before="0" w:after="60" w:line="276" w:lineRule="auto"/>
-      </w:pPr>
-      <w:r>
-        <w:rPr>
-          <w:rFonts w:ascii="Calibri" w:hAnsi="Calibri"/>
-          <w:sz w:val="22"/>
-        </w:rPr>
-        <w:t>Optional user-managed cloud sync plugin.</w:t>
-      </w:r>
-    </w:p>
-    <w:p>
-      <w:pPr>
-        <w:keepNext/>
-        <w:spacing w:before="280" w:after="120"/>
-      </w:pPr>
-      <w:r>
-        <w:rPr>
-          <w:rFonts w:ascii="Calibri" w:hAnsi="Calibri"/>
-          <w:b/>
-          <w:color w:val="1F4E79"/>
-          <w:sz w:val="32"/>
-        </w:rPr>
-        <w:t>Version 3.0 – Intelligent Personal Finance Assistant</w:t>
-      </w:r>
-    </w:p>
-    <w:p>
-      <w:pPr>
-        <w:pStyle w:val="ListBullet"/>
-        <w:spacing w:before="0" w:after="60" w:line="276" w:lineRule="auto"/>
-      </w:pPr>
-      <w:r>
-        <w:rPr>
-          <w:rFonts w:ascii="Calibri" w:hAnsi="Calibri"/>
-          <w:sz w:val="22"/>
-        </w:rPr>
-        <w:t>Conversational AI for spending queries and financial advice.</w:t>
-      </w:r>
-    </w:p>
-    <w:p>
-      <w:pPr>
-        <w:pStyle w:val="ListBullet"/>
-        <w:spacing w:before="0" w:after="60" w:line="276" w:lineRule="auto"/>
-      </w:pPr>
-      <w:r>
-        <w:rPr>
-          <w:rFonts w:ascii="Calibri" w:hAnsi="Calibri"/>
-          <w:sz w:val="22"/>
-        </w:rPr>
-        <w:t>Predictive budgeting and anomaly detection.</w:t>
-      </w:r>
-    </w:p>
-    <w:p>
-      <w:pPr>
-        <w:pStyle w:val="ListBullet"/>
-        <w:spacing w:before="0" w:after="60" w:line="276" w:lineRule="auto"/>
-      </w:pPr>
-      <w:r>
-        <w:rPr>
-          <w:rFonts w:ascii="Calibri" w:hAnsi="Calibri"/>
-          <w:sz w:val="22"/>
-        </w:rPr>
-        <w:t>Automated goal planning and savings recommendations.</w:t>
-      </w:r>
-    </w:p>
-    <w:p>
-      <w:pPr>
-        <w:keepNext/>
-        <w:spacing w:before="280" w:after="120"/>
-      </w:pPr>
-      <w:r>
-        <w:rPr>
-          <w:rFonts w:ascii="Calibri" w:hAnsi="Calibri"/>
-          <w:b/>
-          <w:color w:val="1F4E79"/>
-          <w:sz w:val="32"/>
-        </w:rPr>
-        <w:t>Version 4.0 – Cross-Platform Ecosystem</w:t>
-      </w:r>
-    </w:p>
-    <w:p>
-      <w:pPr>
-        <w:pStyle w:val="ListBullet"/>
-        <w:spacing w:before="0" w:after="60" w:line="276" w:lineRule="auto"/>
-      </w:pPr>
-      <w:r>
-        <w:rPr>
-          <w:rFonts w:ascii="Calibri" w:hAnsi="Calibri"/>
-          <w:sz w:val="22"/>
-        </w:rPr>
-        <w:t>iOS companion app (scoped to manual tracking and statement imports due to iOS sandbox limits).</w:t>
-      </w:r>
-    </w:p>
-    <w:p>
-      <w:pPr>
-        <w:pStyle w:val="ListBullet"/>
-        <w:spacing w:before="0" w:after="60" w:line="276" w:lineRule="auto"/>
-      </w:pPr>
-      <w:r>
-        <w:rPr>
-          <w:rFonts w:ascii="Calibri" w:hAnsi="Calibri"/>
-          <w:sz w:val="22"/>
-        </w:rPr>
-        <w:t>Wear OS companion app.</w:t>
-      </w:r>
-    </w:p>
-    <w:p>
-      <w:pPr>
-        <w:pStyle w:val="ListBullet"/>
-        <w:spacing w:before="0" w:after="60" w:line="276" w:lineRule="auto"/>
-      </w:pPr>
-      <w:r>
-        <w:rPr>
-          <w:rFonts w:ascii="Calibri" w:hAnsi="Calibri"/>
-          <w:sz w:val="22"/>
-        </w:rPr>
-        <w:t>Desktop &amp; Web companion dashboards (optional user-synced).</w:t>
-      </w:r>
-    </w:p>
-    <w:p>
-      <w:pPr>
-        <w:keepNext/>
-        <w:spacing w:before="280" w:after="120"/>
-      </w:pPr>
-      <w:r>
-        <w:rPr>
-          <w:rFonts w:ascii="Calibri" w:hAnsi="Calibri"/>
-          <w:b/>
-          <w:color w:val="1F4E79"/>
-          <w:sz w:val="32"/>
-        </w:rPr>
-        <w:t>Guiding Strategic Principles</w:t>
-      </w:r>
-    </w:p>
-    <w:p>
-      <w:pPr>
-        <w:pStyle w:val="ListBullet"/>
-        <w:spacing w:before="0" w:after="60" w:line="276" w:lineRule="auto"/>
-      </w:pPr>
-      <w:r>
-        <w:rPr>
-          <w:rFonts w:ascii="Calibri" w:hAnsi="Calibri"/>
-          <w:sz w:val="22"/>
-        </w:rPr>
-        <w:t>MVP first, platform later.</w:t>
-      </w:r>
-    </w:p>
-    <w:p>
-      <w:pPr>
-        <w:pStyle w:val="ListBullet"/>
-        <w:spacing w:before="0" w:after="60" w:line="276" w:lineRule="auto"/>
-      </w:pPr>
-      <w:r>
-        <w:rPr>
-          <w:rFonts w:ascii="Calibri" w:hAnsi="Calibri"/>
-          <w:sz w:val="22"/>
-        </w:rPr>
-        <w:t>Offline-first and privacy-first by default.</w:t>
-      </w:r>
-    </w:p>
-    <w:p>
-      <w:pPr>
-        <w:pStyle w:val="ListBullet"/>
-        <w:spacing w:before="0" w:after="60" w:line="276" w:lineRule="auto"/>
-      </w:pPr>
-      <w:r>
-        <w:rPr>
-          <w:rFonts w:ascii="Calibri" w:hAnsi="Calibri"/>
-          <w:sz w:val="22"/>
-        </w:rPr>
-        <w:t>Zero company servers holding financial records.</w:t>
-      </w:r>
-    </w:p>
-    <w:p>
-      <w:pPr>
-        <w:pStyle w:val="ListBullet"/>
-        <w:spacing w:before="0" w:after="60" w:line="276" w:lineRule="auto"/>
-      </w:pPr>
-      <w:r>
-        <w:rPr>
-          <w:rFonts w:ascii="Calibri" w:hAnsi="Calibri"/>
-          <w:sz w:val="22"/>
-        </w:rPr>
-        <w:t>Plugins are optional; core app remains under 15MB.</w:t>
+        <w:t>Encrypted local SQLite storage with Room + SQLCipher.</w:t>
       </w:r>
     </w:p>
     <w:sectPr>

--- a/Expense_Tracker_Product_Roadmap.docx
+++ b/Expense_Tracker_Product_Roadmap.docx
@@ -41,7 +41,7 @@
           <w:color w:val="1F4E79"/>
           <w:sz w:val="32"/>
         </w:rPr>
-        <w:t>Version 1.0 – Offline-First MVP (Active Target)</w:t>
+        <w:t>Version 1.0 – Full Release Completed</w:t>
       </w:r>
     </w:p>
     <w:p>
@@ -54,7 +54,7 @@
           <w:rFonts w:ascii="Calibri" w:hAnsi="Calibri"/>
           <w:sz w:val="22"/>
         </w:rPr>
-        <w:t>Android Native application (Kotlin + Jetpack Compose).</w:t>
+        <w:t>Phase 1: Multi-channel SMS/Notification Auto-Tracking + SQLCipher Room DB.</w:t>
       </w:r>
     </w:p>
     <w:p>
@@ -67,7 +67,7 @@
           <w:rFonts w:ascii="Calibri" w:hAnsi="Calibri"/>
           <w:sz w:val="22"/>
         </w:rPr>
-        <w:t>Dual-channel transaction reading (SMS BroadcastReceiver + NotificationListenerService).</w:t>
+        <w:t>Phase 2: Material3 Bottom Navigation + Budgets Engine + Analytics Charts + Transactions Search.</w:t>
       </w:r>
     </w:p>
     <w:p>
@@ -80,33 +80,7 @@
           <w:rFonts w:ascii="Calibri" w:hAnsi="Calibri"/>
           <w:sz w:val="22"/>
         </w:rPr>
-        <w:t>Monthwise historical SMS inbox scanner with incremental timestamp tracking.</w:t>
-      </w:r>
-    </w:p>
-    <w:p>
-      <w:pPr>
-        <w:pStyle w:val="ListBullet"/>
-        <w:spacing w:before="0" w:after="60" w:line="276" w:lineRule="auto"/>
-      </w:pPr>
-      <w:r>
-        <w:rPr>
-          <w:rFonts w:ascii="Calibri" w:hAnsi="Calibri"/>
-          <w:sz w:val="22"/>
-        </w:rPr>
-        <w:t>Smart NLP parser filtering non-transactions and extracting precise spend amounts.</w:t>
-      </w:r>
-    </w:p>
-    <w:p>
-      <w:pPr>
-        <w:pStyle w:val="ListBullet"/>
-        <w:spacing w:before="0" w:after="60" w:line="276" w:lineRule="auto"/>
-      </w:pPr>
-      <w:r>
-        <w:rPr>
-          <w:rFonts w:ascii="Calibri" w:hAnsi="Calibri"/>
-          <w:sz w:val="22"/>
-        </w:rPr>
-        <w:t>Encrypted local SQLite storage with Room + SQLCipher.</w:t>
+        <w:t>Phase 3: Biometric App Lock + Encrypted Backup/Restore + CSV Reports Exporter + Settings Tab.</w:t>
       </w:r>
     </w:p>
     <w:sectPr>
